--- a/eng/docx/48.content.docx
+++ b/eng/docx/48.content.docx
@@ -136,13 +136,6 @@
         <w:rPr>
           <w:lang w:val="en_US" w:bidi="en_US"/>
         </w:rPr>
-      </w:r>
-      <w:r>
-        <w:rPr>
-          <w:i/>
-          <w:lang w:val="en_US" w:bidi="en_US"/>
-        </w:rPr>
-        <w:t>Galatians 1:1, Galatians 1:4, Galatians 1:6, Galatians 1:7, Galatians 1:8–9, Galatians 1:10, Galatians 1:12, Galatians 1:13–14, Galatians 1:15, Galatians 1:16, Galatians 1:18–19, Galatians 1:22–23, Galatians 2:1–2, Galatians 2:3, Galatians 2:4, Galatians 2:6, Galatians 2:7–8, Galatians 2:7–8 (#2), Galatians 2:9, Galatians 2:11–12, Galatians 2:14, Galatians 2:16, Galatians 2:16 (#2), Galatians 2:18, Galatians 2:20, Galatians 2:20 (#2), Galatians 3:6, Galatians 3:7, Galatians 3:8, Galatians 3:10, Galatians 3:11, Galatians 3:13–14, Galatians 3:16, Galatians 3:17, Galatians 3:19, Galatians 3:22, Galatians 3:23–26, Galatians 3:27, Galatians 3:28, Galatians 4:1–2, Galatians 4:4–5, Galatians 4:5, Galatians 4:6, Galatians 4:8, Galatians 4:9, Galatians 4:9–11, Galatians 4:13, Galatians 4:14, Galatians 4:17, Galatians 4:20–21, Galatians 4:22, Galatians 4:26, Galatians 4:28, Galatians 4:29, Galatians 4:30, Galatians 4:31, Galatians 5:1, Galatians 5:2, Galatians 5:4, Galatians 5:6, Galatians 5:10, Galatians 5:11, Galatians 5:13, Galatians 5:13 (#2), Galatians 5:14, Galatians 5:16, Galatians 5:17, Galatians 5:20–21, Galatians 5:21, Galatians 5:22–23, Galatians 5:24, Galatians 6:1, Galatians 6:1 (#2), Galatians 6:2, Galatians 6:4, Galatians 6:6, Galatians 6:7, Galatians 6:8, Galatians 6:8 (#2), Galatians 6:9, Galatians 6:10, Galatians 6:12, Galatians 6:14, Galatians 6:15, Galatians 6:16, Galatians 6:17</w:t>
       </w:r>
       <w:r>
         <w:rPr>

--- a/eng/docx/48.content.docx
+++ b/eng/docx/48.content.docx
@@ -123,19 +123,6 @@
           <w:lang w:val="en_US" w:bidi="en_US"/>
         </w:rPr>
         <w:t>GAL</w:t>
-      </w:r>
-      <w:r>
-        <w:rPr>
-          <w:lang w:val="en_US" w:bidi="en_US"/>
-        </w:rPr>
-      </w:r>
-    </w:p>
-    <w:p>
-      <w:pPr/>
-      <w:r>
-        <w:rPr>
-          <w:lang w:val="en_US" w:bidi="en_US"/>
-        </w:rPr>
       </w:r>
       <w:r>
         <w:rPr>

--- a/eng/docx/48.content.docx
+++ b/eng/docx/48.content.docx
@@ -19,7 +19,7 @@
         <w:rPr>
           <w:lang w:val="en_US" w:bidi="en_US"/>
         </w:rPr>
-        <w:t>Resource: Translation Questions (unfoldingWord)</w:t>
+        <w:t>Resource: unfoldingWord® Translation Questions</w:t>
       </w:r>
       <w:r>
         <w:rPr>
@@ -85,7 +85,7 @@
         <w:rPr>
           <w:lang w:val="en_US" w:bidi="en_US"/>
         </w:rPr>
-        <w:t>Translation Questions (unfoldingWord)</w:t>
+        <w:t>unfoldingWord® Translation Questions</w:t>
       </w:r>
     </w:p>
     <w:p>

--- a/eng/docx/48.content.docx
+++ b/eng/docx/48.content.docx
@@ -185,7 +185,7 @@
         <w:rPr>
           <w:lang w:val="en_US" w:bidi="en_US"/>
         </w:rPr>
-        <w:t>Galatians 1:1</w:t>
+        <w:t>Galatians 1:1 (#1)</w:t>
       </w:r>
       <w:r>
         <w:rPr>
@@ -248,7 +248,7 @@
         <w:rPr>
           <w:lang w:val="en_US" w:bidi="en_US"/>
         </w:rPr>
-        <w:t>Galatians 1:4</w:t>
+        <w:t>Galatians 1:4 (#1)</w:t>
       </w:r>
       <w:r>
         <w:rPr>
@@ -311,7 +311,7 @@
         <w:rPr>
           <w:lang w:val="en_US" w:bidi="en_US"/>
         </w:rPr>
-        <w:t>Galatians 1:6</w:t>
+        <w:t>Galatians 1:6 (#1)</w:t>
       </w:r>
       <w:r>
         <w:rPr>
@@ -374,7 +374,7 @@
         <w:rPr>
           <w:lang w:val="en_US" w:bidi="en_US"/>
         </w:rPr>
-        <w:t>Galatians 1:7</w:t>
+        <w:t>Galatians 1:7 (#1)</w:t>
       </w:r>
       <w:r>
         <w:rPr>
@@ -437,7 +437,7 @@
         <w:rPr>
           <w:lang w:val="en_US" w:bidi="en_US"/>
         </w:rPr>
-        <w:t>Galatians 1:8–9</w:t>
+        <w:t>Galatians 1:8–9 (#1)</w:t>
       </w:r>
       <w:r>
         <w:rPr>
@@ -500,7 +500,7 @@
         <w:rPr>
           <w:lang w:val="en_US" w:bidi="en_US"/>
         </w:rPr>
-        <w:t>Galatians 1:10</w:t>
+        <w:t>Galatians 1:10 (#1)</w:t>
       </w:r>
       <w:r>
         <w:rPr>
@@ -563,7 +563,7 @@
         <w:rPr>
           <w:lang w:val="en_US" w:bidi="en_US"/>
         </w:rPr>
-        <w:t>Galatians 1:12</w:t>
+        <w:t>Galatians 1:12 (#1)</w:t>
       </w:r>
       <w:r>
         <w:rPr>
@@ -626,7 +626,7 @@
         <w:rPr>
           <w:lang w:val="en_US" w:bidi="en_US"/>
         </w:rPr>
-        <w:t>Galatians 1:13–14</w:t>
+        <w:t>Galatians 1:13–14 (#1)</w:t>
       </w:r>
       <w:r>
         <w:rPr>
@@ -689,7 +689,7 @@
         <w:rPr>
           <w:lang w:val="en_US" w:bidi="en_US"/>
         </w:rPr>
-        <w:t>Galatians 1:15</w:t>
+        <w:t>Galatians 1:15 (#1)</w:t>
       </w:r>
       <w:r>
         <w:rPr>
@@ -752,7 +752,7 @@
         <w:rPr>
           <w:lang w:val="en_US" w:bidi="en_US"/>
         </w:rPr>
-        <w:t>Galatians 1:16</w:t>
+        <w:t>Galatians 1:16 (#1)</w:t>
       </w:r>
       <w:r>
         <w:rPr>
@@ -815,7 +815,7 @@
         <w:rPr>
           <w:lang w:val="en_US" w:bidi="en_US"/>
         </w:rPr>
-        <w:t>Galatians 1:18–19</w:t>
+        <w:t>Galatians 1:18–19 (#1)</w:t>
       </w:r>
       <w:r>
         <w:rPr>
@@ -878,7 +878,7 @@
         <w:rPr>
           <w:lang w:val="en_US" w:bidi="en_US"/>
         </w:rPr>
-        <w:t>Galatians 1:22–23</w:t>
+        <w:t>Galatians 1:22–23 (#1)</w:t>
       </w:r>
       <w:r>
         <w:rPr>
@@ -941,7 +941,7 @@
         <w:rPr>
           <w:lang w:val="en_US" w:bidi="en_US"/>
         </w:rPr>
-        <w:t>Galatians 2:1–2</w:t>
+        <w:t>Galatians 2:1–2 (#1)</w:t>
       </w:r>
       <w:r>
         <w:rPr>
@@ -1004,7 +1004,7 @@
         <w:rPr>
           <w:lang w:val="en_US" w:bidi="en_US"/>
         </w:rPr>
-        <w:t>Galatians 2:3</w:t>
+        <w:t>Galatians 2:3 (#1)</w:t>
       </w:r>
       <w:r>
         <w:rPr>
@@ -1067,7 +1067,7 @@
         <w:rPr>
           <w:lang w:val="en_US" w:bidi="en_US"/>
         </w:rPr>
-        <w:t>Galatians 2:4</w:t>
+        <w:t>Galatians 2:4 (#1)</w:t>
       </w:r>
       <w:r>
         <w:rPr>
@@ -1130,7 +1130,7 @@
         <w:rPr>
           <w:lang w:val="en_US" w:bidi="en_US"/>
         </w:rPr>
-        <w:t>Galatians 2:6</w:t>
+        <w:t>Galatians 2:6 (#1)</w:t>
       </w:r>
       <w:r>
         <w:rPr>
@@ -1193,7 +1193,7 @@
         <w:rPr>
           <w:lang w:val="en_US" w:bidi="en_US"/>
         </w:rPr>
-        <w:t>Galatians 2:7–8</w:t>
+        <w:t>Galatians 2:7–8 (#1)</w:t>
       </w:r>
       <w:r>
         <w:rPr>
@@ -1319,7 +1319,7 @@
         <w:rPr>
           <w:lang w:val="en_US" w:bidi="en_US"/>
         </w:rPr>
-        <w:t>Galatians 2:9</w:t>
+        <w:t>Galatians 2:9 (#1)</w:t>
       </w:r>
       <w:r>
         <w:rPr>
@@ -1353,7 +1353,7 @@
         <w:rPr>
           <w:lang w:val="en_US" w:bidi="en_US"/>
         </w:rPr>
-        <w:t>The leaders in Jerusalem gave Paul and Barnabus the right hand of fellowship to show their approval.</w:t>
+        <w:t>The leaders in Jerusalem gave Paul and Barnabas the right hand of fellowship to show their approval.</w:t>
       </w:r>
       <w:r>
         <w:rPr>
@@ -1382,7 +1382,7 @@
         <w:rPr>
           <w:lang w:val="en_US" w:bidi="en_US"/>
         </w:rPr>
-        <w:t>Galatians 2:11–12</w:t>
+        <w:t>Galatians 2:11–12 (#1)</w:t>
       </w:r>
       <w:r>
         <w:rPr>
@@ -1445,7 +1445,7 @@
         <w:rPr>
           <w:lang w:val="en_US" w:bidi="en_US"/>
         </w:rPr>
-        <w:t>Galatians 2:14</w:t>
+        <w:t>Galatians 2:14 (#1)</w:t>
       </w:r>
       <w:r>
         <w:rPr>
@@ -1508,7 +1508,7 @@
         <w:rPr>
           <w:lang w:val="en_US" w:bidi="en_US"/>
         </w:rPr>
-        <w:t>Galatians 2:16</w:t>
+        <w:t>Galatians 2:16 (#1)</w:t>
       </w:r>
       <w:r>
         <w:rPr>
@@ -1634,7 +1634,7 @@
         <w:rPr>
           <w:lang w:val="en_US" w:bidi="en_US"/>
         </w:rPr>
-        <w:t>Galatians 2:18</w:t>
+        <w:t>Galatians 2:18 (#1)</w:t>
       </w:r>
       <w:r>
         <w:rPr>
@@ -1697,7 +1697,7 @@
         <w:rPr>
           <w:lang w:val="en_US" w:bidi="en_US"/>
         </w:rPr>
-        <w:t>Galatians 2:20</w:t>
+        <w:t>Galatians 2:20 (#1)</w:t>
       </w:r>
       <w:r>
         <w:rPr>
@@ -1823,7 +1823,7 @@
         <w:rPr>
           <w:lang w:val="en_US" w:bidi="en_US"/>
         </w:rPr>
-        <w:t>Galatians 3:6</w:t>
+        <w:t>Galatians 3:6 (#1)</w:t>
       </w:r>
       <w:r>
         <w:rPr>
@@ -1886,7 +1886,7 @@
         <w:rPr>
           <w:lang w:val="en_US" w:bidi="en_US"/>
         </w:rPr>
-        <w:t>Galatians 3:7</w:t>
+        <w:t>Galatians 3:7 (#1)</w:t>
       </w:r>
       <w:r>
         <w:rPr>
@@ -1949,7 +1949,7 @@
         <w:rPr>
           <w:lang w:val="en_US" w:bidi="en_US"/>
         </w:rPr>
-        <w:t>Galatians 3:8</w:t>
+        <w:t>Galatians 3:8 (#1)</w:t>
       </w:r>
       <w:r>
         <w:rPr>
@@ -2012,7 +2012,7 @@
         <w:rPr>
           <w:lang w:val="en_US" w:bidi="en_US"/>
         </w:rPr>
-        <w:t>Galatians 3:10</w:t>
+        <w:t>Galatians 3:10 (#1)</w:t>
       </w:r>
       <w:r>
         <w:rPr>
@@ -2075,7 +2075,7 @@
         <w:rPr>
           <w:lang w:val="en_US" w:bidi="en_US"/>
         </w:rPr>
-        <w:t>Galatians 3:11</w:t>
+        <w:t>Galatians 3:11 (#1)</w:t>
       </w:r>
       <w:r>
         <w:rPr>
@@ -2138,7 +2138,7 @@
         <w:rPr>
           <w:lang w:val="en_US" w:bidi="en_US"/>
         </w:rPr>
-        <w:t>Galatians 3:13–14</w:t>
+        <w:t>Galatians 3:13–14 (#1)</w:t>
       </w:r>
       <w:r>
         <w:rPr>
@@ -2201,7 +2201,7 @@
         <w:rPr>
           <w:lang w:val="en_US" w:bidi="en_US"/>
         </w:rPr>
-        <w:t>Galatians 3:16</w:t>
+        <w:t>Galatians 3:16 (#1)</w:t>
       </w:r>
       <w:r>
         <w:rPr>
@@ -2264,7 +2264,7 @@
         <w:rPr>
           <w:lang w:val="en_US" w:bidi="en_US"/>
         </w:rPr>
-        <w:t>Galatians 3:17</w:t>
+        <w:t>Galatians 3:17 (#1)</w:t>
       </w:r>
       <w:r>
         <w:rPr>
@@ -2327,7 +2327,7 @@
         <w:rPr>
           <w:lang w:val="en_US" w:bidi="en_US"/>
         </w:rPr>
-        <w:t>Galatians 3:19</w:t>
+        <w:t>Galatians 3:19 (#1)</w:t>
       </w:r>
       <w:r>
         <w:rPr>
@@ -2390,7 +2390,7 @@
         <w:rPr>
           <w:lang w:val="en_US" w:bidi="en_US"/>
         </w:rPr>
-        <w:t>Galatians 3:22</w:t>
+        <w:t>Galatians 3:22 (#1)</w:t>
       </w:r>
       <w:r>
         <w:rPr>
@@ -2453,7 +2453,7 @@
         <w:rPr>
           <w:lang w:val="en_US" w:bidi="en_US"/>
         </w:rPr>
-        <w:t>Galatians 3:23–26</w:t>
+        <w:t>Galatians 3:23–26 (#1)</w:t>
       </w:r>
       <w:r>
         <w:rPr>
@@ -2516,7 +2516,7 @@
         <w:rPr>
           <w:lang w:val="en_US" w:bidi="en_US"/>
         </w:rPr>
-        <w:t>Galatians 3:27</w:t>
+        <w:t>Galatians 3:27 (#1)</w:t>
       </w:r>
       <w:r>
         <w:rPr>
@@ -2579,7 +2579,7 @@
         <w:rPr>
           <w:lang w:val="en_US" w:bidi="en_US"/>
         </w:rPr>
-        <w:t>Galatians 3:28</w:t>
+        <w:t>Galatians 3:28 (#1)</w:t>
       </w:r>
       <w:r>
         <w:rPr>
@@ -2642,7 +2642,7 @@
         <w:rPr>
           <w:lang w:val="en_US" w:bidi="en_US"/>
         </w:rPr>
-        <w:t>Galatians 4:1–2</w:t>
+        <w:t>Galatians 4:1–2 (#1)</w:t>
       </w:r>
       <w:r>
         <w:rPr>
@@ -2705,7 +2705,7 @@
         <w:rPr>
           <w:lang w:val="en_US" w:bidi="en_US"/>
         </w:rPr>
-        <w:t>Galatians 4:4–5</w:t>
+        <w:t>Galatians 4:4–5 (#1)</w:t>
       </w:r>
       <w:r>
         <w:rPr>
@@ -2768,7 +2768,7 @@
         <w:rPr>
           <w:lang w:val="en_US" w:bidi="en_US"/>
         </w:rPr>
-        <w:t>Galatians 4:5</w:t>
+        <w:t>Galatians 4:5 (#1)</w:t>
       </w:r>
       <w:r>
         <w:rPr>
@@ -2831,7 +2831,7 @@
         <w:rPr>
           <w:lang w:val="en_US" w:bidi="en_US"/>
         </w:rPr>
-        <w:t>Galatians 4:6</w:t>
+        <w:t>Galatians 4:6 (#1)</w:t>
       </w:r>
       <w:r>
         <w:rPr>
@@ -2894,7 +2894,7 @@
         <w:rPr>
           <w:lang w:val="en_US" w:bidi="en_US"/>
         </w:rPr>
-        <w:t>Galatians 4:8</w:t>
+        <w:t>Galatians 4:8 (#1)</w:t>
       </w:r>
       <w:r>
         <w:rPr>
@@ -2957,7 +2957,7 @@
         <w:rPr>
           <w:lang w:val="en_US" w:bidi="en_US"/>
         </w:rPr>
-        <w:t>Galatians 4:9</w:t>
+        <w:t>Galatians 4:9 (#1)</w:t>
       </w:r>
       <w:r>
         <w:rPr>
@@ -3020,7 +3020,7 @@
         <w:rPr>
           <w:lang w:val="en_US" w:bidi="en_US"/>
         </w:rPr>
-        <w:t>Galatians 4:9–11</w:t>
+        <w:t>Galatians 4:9–11 (#1)</w:t>
       </w:r>
       <w:r>
         <w:rPr>
@@ -3083,7 +3083,7 @@
         <w:rPr>
           <w:lang w:val="en_US" w:bidi="en_US"/>
         </w:rPr>
-        <w:t>Galatians 4:13</w:t>
+        <w:t>Galatians 4:13 (#1)</w:t>
       </w:r>
       <w:r>
         <w:rPr>
@@ -3146,7 +3146,7 @@
         <w:rPr>
           <w:lang w:val="en_US" w:bidi="en_US"/>
         </w:rPr>
-        <w:t>Galatians 4:14</w:t>
+        <w:t>Galatians 4:14 (#1)</w:t>
       </w:r>
       <w:r>
         <w:rPr>
@@ -3209,7 +3209,7 @@
         <w:rPr>
           <w:lang w:val="en_US" w:bidi="en_US"/>
         </w:rPr>
-        <w:t>Galatians 4:17</w:t>
+        <w:t>Galatians 4:17 (#1)</w:t>
       </w:r>
       <w:r>
         <w:rPr>
@@ -3272,7 +3272,7 @@
         <w:rPr>
           <w:lang w:val="en_US" w:bidi="en_US"/>
         </w:rPr>
-        <w:t>Galatians 4:20–21</w:t>
+        <w:t>Galatians 4:20–21 (#1)</w:t>
       </w:r>
       <w:r>
         <w:rPr>
@@ -3335,7 +3335,7 @@
         <w:rPr>
           <w:lang w:val="en_US" w:bidi="en_US"/>
         </w:rPr>
-        <w:t>Galatians 4:22</w:t>
+        <w:t>Galatians 4:22 (#1)</w:t>
       </w:r>
       <w:r>
         <w:rPr>
@@ -3398,7 +3398,7 @@
         <w:rPr>
           <w:lang w:val="en_US" w:bidi="en_US"/>
         </w:rPr>
-        <w:t>Galatians 4:26</w:t>
+        <w:t>Galatians 4:26 (#1)</w:t>
       </w:r>
       <w:r>
         <w:rPr>
@@ -3461,7 +3461,7 @@
         <w:rPr>
           <w:lang w:val="en_US" w:bidi="en_US"/>
         </w:rPr>
-        <w:t>Galatians 4:28</w:t>
+        <w:t>Galatians 4:28 (#1)</w:t>
       </w:r>
       <w:r>
         <w:rPr>
@@ -3524,7 +3524,7 @@
         <w:rPr>
           <w:lang w:val="en_US" w:bidi="en_US"/>
         </w:rPr>
-        <w:t>Galatians 4:29</w:t>
+        <w:t>Galatians 4:29 (#1)</w:t>
       </w:r>
       <w:r>
         <w:rPr>
@@ -3587,7 +3587,7 @@
         <w:rPr>
           <w:lang w:val="en_US" w:bidi="en_US"/>
         </w:rPr>
-        <w:t>Galatians 4:30</w:t>
+        <w:t>Galatians 4:30 (#1)</w:t>
       </w:r>
       <w:r>
         <w:rPr>
@@ -3621,7 +3621,7 @@
         <w:rPr>
           <w:lang w:val="en_US" w:bidi="en_US"/>
         </w:rPr>
-        <w:t>The children of the slave woman do not inherit with the children of the free woman.</w:t>
+        <w:t>The children of the slave woman do not inherit along with the children of the free woman.</w:t>
       </w:r>
       <w:r>
         <w:rPr>
@@ -3650,7 +3650,7 @@
         <w:rPr>
           <w:lang w:val="en_US" w:bidi="en_US"/>
         </w:rPr>
-        <w:t>Galatians 4:31</w:t>
+        <w:t>Galatians 4:31 (#1)</w:t>
       </w:r>
       <w:r>
         <w:rPr>
@@ -3713,7 +3713,7 @@
         <w:rPr>
           <w:lang w:val="en_US" w:bidi="en_US"/>
         </w:rPr>
-        <w:t>Galatians 5:1</w:t>
+        <w:t>Galatians 5:1 (#1)</w:t>
       </w:r>
       <w:r>
         <w:rPr>
@@ -3776,7 +3776,7 @@
         <w:rPr>
           <w:lang w:val="en_US" w:bidi="en_US"/>
         </w:rPr>
-        <w:t>Galatians 5:2</w:t>
+        <w:t>Galatians 5:2 (#1)</w:t>
       </w:r>
       <w:r>
         <w:rPr>
@@ -3839,7 +3839,7 @@
         <w:rPr>
           <w:lang w:val="en_US" w:bidi="en_US"/>
         </w:rPr>
-        <w:t>Galatians 5:4</w:t>
+        <w:t>Galatians 5:4 (#1)</w:t>
       </w:r>
       <w:r>
         <w:rPr>
@@ -3902,7 +3902,7 @@
         <w:rPr>
           <w:lang w:val="en_US" w:bidi="en_US"/>
         </w:rPr>
-        <w:t>Galatians 5:6</w:t>
+        <w:t>Galatians 5:6 (#1)</w:t>
       </w:r>
       <w:r>
         <w:rPr>
@@ -3965,7 +3965,7 @@
         <w:rPr>
           <w:lang w:val="en_US" w:bidi="en_US"/>
         </w:rPr>
-        <w:t>Galatians 5:10</w:t>
+        <w:t>Galatians 5:10 (#1)</w:t>
       </w:r>
       <w:r>
         <w:rPr>
@@ -4028,7 +4028,7 @@
         <w:rPr>
           <w:lang w:val="en_US" w:bidi="en_US"/>
         </w:rPr>
-        <w:t>Galatians 5:11</w:t>
+        <w:t>Galatians 5:11 (#1)</w:t>
       </w:r>
       <w:r>
         <w:rPr>
@@ -4091,7 +4091,7 @@
         <w:rPr>
           <w:lang w:val="en_US" w:bidi="en_US"/>
         </w:rPr>
-        <w:t>Galatians 5:13</w:t>
+        <w:t>Galatians 5:13 (#2)</w:t>
       </w:r>
       <w:r>
         <w:rPr>
@@ -4111,6 +4111,69 @@
           <w:b/>
           <w:lang w:val="en_US" w:bidi="en_US"/>
         </w:rPr>
+        <w:t>How are believers to use their freedom in Christ?</w:t>
+      </w:r>
+    </w:p>
+    <w:p>
+      <w:pPr/>
+      <w:r>
+        <w:rPr>
+          <w:lang w:val="en_US" w:bidi="en_US"/>
+        </w:rPr>
+      </w:r>
+      <w:r>
+        <w:rPr>
+          <w:lang w:val="en_US" w:bidi="en_US"/>
+        </w:rPr>
+        <w:t>Believers are to use their freedom in Christ to serve one another in love.</w:t>
+      </w:r>
+      <w:r>
+        <w:rPr>
+          <w:lang w:val="en_US" w:bidi="en_US"/>
+        </w:rPr>
+      </w:r>
+      <w:r>
+        <w:rPr>
+          <w:lang w:val="en_US" w:bidi="en_US"/>
+        </w:rPr>
+      </w:r>
+    </w:p>
+    <w:p>
+      <w:pPr/>
+      <w:r>
+        <w:rPr>
+          <w:lang w:val="en_US" w:bidi="en_US"/>
+        </w:rPr>
+      </w:r>
+    </w:p>
+    <w:p>
+      <w:pPr>
+        <w:pStyle w:val="Heading2"/>
+      </w:pPr>
+      <w:r>
+        <w:rPr>
+          <w:lang w:val="en_US" w:bidi="en_US"/>
+        </w:rPr>
+        <w:t>Galatians 5:13 (#1)</w:t>
+      </w:r>
+      <w:r>
+        <w:rPr>
+          <w:lang w:val="en_US" w:bidi="en_US"/>
+        </w:rPr>
+      </w:r>
+    </w:p>
+    <w:p>
+      <w:pPr/>
+      <w:r>
+        <w:rPr>
+          <w:lang w:val="en_US" w:bidi="en_US"/>
+        </w:rPr>
+      </w:r>
+      <w:r>
+        <w:rPr>
+          <w:b/>
+          <w:lang w:val="en_US" w:bidi="en_US"/>
+        </w:rPr>
         <w:t>How are believers not to use their freedom in Christ?</w:t>
       </w:r>
     </w:p>
@@ -4154,7 +4217,7 @@
         <w:rPr>
           <w:lang w:val="en_US" w:bidi="en_US"/>
         </w:rPr>
-        <w:t>Galatians 5:13 (#2)</w:t>
+        <w:t>Galatians 5:14 (#1)</w:t>
       </w:r>
       <w:r>
         <w:rPr>
@@ -4174,21 +4237,21 @@
           <w:b/>
           <w:lang w:val="en_US" w:bidi="en_US"/>
         </w:rPr>
-        <w:t>How are believers to use their freedom in Christ?</w:t>
-      </w:r>
-    </w:p>
-    <w:p>
-      <w:pPr/>
-      <w:r>
-        <w:rPr>
-          <w:lang w:val="en_US" w:bidi="en_US"/>
-        </w:rPr>
-      </w:r>
-      <w:r>
-        <w:rPr>
-          <w:lang w:val="en_US" w:bidi="en_US"/>
-        </w:rPr>
-        <w:t>Believers are to use their freedom in Christ to serve one another in love.</w:t>
+        <w:t>The whole law is fulfilled in what one commandment?</w:t>
+      </w:r>
+    </w:p>
+    <w:p>
+      <w:pPr/>
+      <w:r>
+        <w:rPr>
+          <w:lang w:val="en_US" w:bidi="en_US"/>
+        </w:rPr>
+      </w:r>
+      <w:r>
+        <w:rPr>
+          <w:lang w:val="en_US" w:bidi="en_US"/>
+        </w:rPr>
+        <w:t>The whole law is fulfilled in the commandment, “You must love your neighbor as yourself.”</w:t>
       </w:r>
       <w:r>
         <w:rPr>
@@ -4217,7 +4280,7 @@
         <w:rPr>
           <w:lang w:val="en_US" w:bidi="en_US"/>
         </w:rPr>
-        <w:t>Galatians 5:14</w:t>
+        <w:t>Galatians 5:16 (#1)</w:t>
       </w:r>
       <w:r>
         <w:rPr>
@@ -4237,21 +4300,21 @@
           <w:b/>
           <w:lang w:val="en_US" w:bidi="en_US"/>
         </w:rPr>
-        <w:t>The whole law is fulfilled in what one commandment?</w:t>
-      </w:r>
-    </w:p>
-    <w:p>
-      <w:pPr/>
-      <w:r>
-        <w:rPr>
-          <w:lang w:val="en_US" w:bidi="en_US"/>
-        </w:rPr>
-      </w:r>
-      <w:r>
-        <w:rPr>
-          <w:lang w:val="en_US" w:bidi="en_US"/>
-        </w:rPr>
-        <w:t>The whole law is fulfilled in the commandment, “You must love your neighbor as yourself”.</w:t>
+        <w:t>How can believers not fulfill the lust of the flesh?</w:t>
+      </w:r>
+    </w:p>
+    <w:p>
+      <w:pPr/>
+      <w:r>
+        <w:rPr>
+          <w:lang w:val="en_US" w:bidi="en_US"/>
+        </w:rPr>
+      </w:r>
+      <w:r>
+        <w:rPr>
+          <w:lang w:val="en_US" w:bidi="en_US"/>
+        </w:rPr>
+        <w:t>Believers can live by the Spirit, and thus, not fulfill the lust of the flesh.</w:t>
       </w:r>
       <w:r>
         <w:rPr>
@@ -4280,7 +4343,7 @@
         <w:rPr>
           <w:lang w:val="en_US" w:bidi="en_US"/>
         </w:rPr>
-        <w:t>Galatians 5:16</w:t>
+        <w:t>Galatians 5:17 (#1)</w:t>
       </w:r>
       <w:r>
         <w:rPr>
@@ -4300,21 +4363,21 @@
           <w:b/>
           <w:lang w:val="en_US" w:bidi="en_US"/>
         </w:rPr>
-        <w:t>How can believers not fulfill the lust of the flesh?</w:t>
-      </w:r>
-    </w:p>
-    <w:p>
-      <w:pPr/>
-      <w:r>
-        <w:rPr>
-          <w:lang w:val="en_US" w:bidi="en_US"/>
-        </w:rPr>
-      </w:r>
-      <w:r>
-        <w:rPr>
-          <w:lang w:val="en_US" w:bidi="en_US"/>
-        </w:rPr>
-        <w:t>Believers can live by the Spirit, and thus, not fulfill the lust of the flesh.</w:t>
+        <w:t>What two things are opposed to each other within the believer?</w:t>
+      </w:r>
+    </w:p>
+    <w:p>
+      <w:pPr/>
+      <w:r>
+        <w:rPr>
+          <w:lang w:val="en_US" w:bidi="en_US"/>
+        </w:rPr>
+      </w:r>
+      <w:r>
+        <w:rPr>
+          <w:lang w:val="en_US" w:bidi="en_US"/>
+        </w:rPr>
+        <w:t>The Spirit and the flesh are opposed to each other within the believer.</w:t>
       </w:r>
       <w:r>
         <w:rPr>
@@ -4343,7 +4406,7 @@
         <w:rPr>
           <w:lang w:val="en_US" w:bidi="en_US"/>
         </w:rPr>
-        <w:t>Galatians 5:17</w:t>
+        <w:t>Galatians 5:20–21 (#1)</w:t>
       </w:r>
       <w:r>
         <w:rPr>
@@ -4363,21 +4426,21 @@
           <w:b/>
           <w:lang w:val="en_US" w:bidi="en_US"/>
         </w:rPr>
-        <w:t>What two things are opposed to each other within the believer?</w:t>
-      </w:r>
-    </w:p>
-    <w:p>
-      <w:pPr/>
-      <w:r>
-        <w:rPr>
-          <w:lang w:val="en_US" w:bidi="en_US"/>
-        </w:rPr>
-      </w:r>
-      <w:r>
-        <w:rPr>
-          <w:lang w:val="en_US" w:bidi="en_US"/>
-        </w:rPr>
-        <w:t>The Spirit and the flesh are opposed to each other within the believer.</w:t>
+        <w:t>What are three examples of works of the flesh?</w:t>
+      </w:r>
+    </w:p>
+    <w:p>
+      <w:pPr/>
+      <w:r>
+        <w:rPr>
+          <w:lang w:val="en_US" w:bidi="en_US"/>
+        </w:rPr>
+      </w:r>
+      <w:r>
+        <w:rPr>
+          <w:lang w:val="en_US" w:bidi="en_US"/>
+        </w:rPr>
+        <w:t>Three examples of works of the flesh are any three of the following list: sexual immorality, impurity, lustfulness, idolatry, sorcery, hostility, strife, jealousy, outbursts of anger, rivalry, dissension, sectarian division, envy, drunkenness, and drunken riots.</w:t>
       </w:r>
       <w:r>
         <w:rPr>
@@ -4406,7 +4469,7 @@
         <w:rPr>
           <w:lang w:val="en_US" w:bidi="en_US"/>
         </w:rPr>
-        <w:t>Galatians 5:20–21</w:t>
+        <w:t>Galatians 5:21 (#1)</w:t>
       </w:r>
       <w:r>
         <w:rPr>
@@ -4426,21 +4489,21 @@
           <w:b/>
           <w:lang w:val="en_US" w:bidi="en_US"/>
         </w:rPr>
-        <w:t>What are three examples of works of the flesh?</w:t>
-      </w:r>
-    </w:p>
-    <w:p>
-      <w:pPr/>
-      <w:r>
-        <w:rPr>
-          <w:lang w:val="en_US" w:bidi="en_US"/>
-        </w:rPr>
-      </w:r>
-      <w:r>
-        <w:rPr>
-          <w:lang w:val="en_US" w:bidi="en_US"/>
-        </w:rPr>
-        <w:t>Three examples of works of the flesh are any three of the following list: sexual immorality, impurity, lustfulness, idolatry, sorcery, hostility, strife, jealousy, outbursts of anger, rivalry, dissension, sectarian division, envy, drunkenness, and drunken riots.</w:t>
+        <w:t>What will those who practice the works of the flesh not receive?</w:t>
+      </w:r>
+    </w:p>
+    <w:p>
+      <w:pPr/>
+      <w:r>
+        <w:rPr>
+          <w:lang w:val="en_US" w:bidi="en_US"/>
+        </w:rPr>
+      </w:r>
+      <w:r>
+        <w:rPr>
+          <w:lang w:val="en_US" w:bidi="en_US"/>
+        </w:rPr>
+        <w:t>Those who practice the works of the flesh will not inherit the kingdom of God.</w:t>
       </w:r>
       <w:r>
         <w:rPr>
@@ -4469,7 +4532,7 @@
         <w:rPr>
           <w:lang w:val="en_US" w:bidi="en_US"/>
         </w:rPr>
-        <w:t>Galatians 5:21</w:t>
+        <w:t>Galatians 5:22–23 (#1)</w:t>
       </w:r>
       <w:r>
         <w:rPr>
@@ -4489,21 +4552,21 @@
           <w:b/>
           <w:lang w:val="en_US" w:bidi="en_US"/>
         </w:rPr>
-        <w:t>What will those who practice the works of the flesh not receive?</w:t>
-      </w:r>
-    </w:p>
-    <w:p>
-      <w:pPr/>
-      <w:r>
-        <w:rPr>
-          <w:lang w:val="en_US" w:bidi="en_US"/>
-        </w:rPr>
-      </w:r>
-      <w:r>
-        <w:rPr>
-          <w:lang w:val="en_US" w:bidi="en_US"/>
-        </w:rPr>
-        <w:t>Those who practice the works of the flesh will not inherit the kingdom of God.</w:t>
+        <w:t>What is the fruit of the Spirit?</w:t>
+      </w:r>
+    </w:p>
+    <w:p>
+      <w:pPr/>
+      <w:r>
+        <w:rPr>
+          <w:lang w:val="en_US" w:bidi="en_US"/>
+        </w:rPr>
+      </w:r>
+      <w:r>
+        <w:rPr>
+          <w:lang w:val="en_US" w:bidi="en_US"/>
+        </w:rPr>
+        <w:t>The fruit of the Spirit is love, joy, peace, patience, kindness, goodness, faith, gentleness, and self-control.</w:t>
       </w:r>
       <w:r>
         <w:rPr>
@@ -4532,7 +4595,7 @@
         <w:rPr>
           <w:lang w:val="en_US" w:bidi="en_US"/>
         </w:rPr>
-        <w:t>Galatians 5:22–23</w:t>
+        <w:t>Galatians 5:24 (#1)</w:t>
       </w:r>
       <w:r>
         <w:rPr>
@@ -4552,21 +4615,21 @@
           <w:b/>
           <w:lang w:val="en_US" w:bidi="en_US"/>
         </w:rPr>
-        <w:t>What is the fruit of the Spirit?</w:t>
-      </w:r>
-    </w:p>
-    <w:p>
-      <w:pPr/>
-      <w:r>
-        <w:rPr>
-          <w:lang w:val="en_US" w:bidi="en_US"/>
-        </w:rPr>
-      </w:r>
-      <w:r>
-        <w:rPr>
-          <w:lang w:val="en_US" w:bidi="en_US"/>
-        </w:rPr>
-        <w:t>The fruit of the Spirit is love, joy, peace, patience, kindness, goodness, faith, gentleness, and self-control.</w:t>
+        <w:t>Those who belong to Christ Jesus have done what with the flesh and its passions?</w:t>
+      </w:r>
+    </w:p>
+    <w:p>
+      <w:pPr/>
+      <w:r>
+        <w:rPr>
+          <w:lang w:val="en_US" w:bidi="en_US"/>
+        </w:rPr>
+      </w:r>
+      <w:r>
+        <w:rPr>
+          <w:lang w:val="en_US" w:bidi="en_US"/>
+        </w:rPr>
+        <w:t>Those who belong to Christ Jesus have crucified the flesh and its passions.</w:t>
       </w:r>
       <w:r>
         <w:rPr>
@@ -4595,7 +4658,7 @@
         <w:rPr>
           <w:lang w:val="en_US" w:bidi="en_US"/>
         </w:rPr>
-        <w:t>Galatians 5:24</w:t>
+        <w:t>Galatians 6:1 (#1)</w:t>
       </w:r>
       <w:r>
         <w:rPr>
@@ -4615,21 +4678,21 @@
           <w:b/>
           <w:lang w:val="en_US" w:bidi="en_US"/>
         </w:rPr>
-        <w:t>Those who belong to Christ Jesus have done what with the flesh and its passions?</w:t>
-      </w:r>
-    </w:p>
-    <w:p>
-      <w:pPr/>
-      <w:r>
-        <w:rPr>
-          <w:lang w:val="en_US" w:bidi="en_US"/>
-        </w:rPr>
-      </w:r>
-      <w:r>
-        <w:rPr>
-          <w:lang w:val="en_US" w:bidi="en_US"/>
-        </w:rPr>
-        <w:t>Those who belong to Christ Jesus have crucified the flesh and its passions.</w:t>
+        <w:t>What should those who are spiritual do if a man is caught in some transgression?</w:t>
+      </w:r>
+    </w:p>
+    <w:p>
+      <w:pPr/>
+      <w:r>
+        <w:rPr>
+          <w:lang w:val="en_US" w:bidi="en_US"/>
+        </w:rPr>
+      </w:r>
+      <w:r>
+        <w:rPr>
+          <w:lang w:val="en_US" w:bidi="en_US"/>
+        </w:rPr>
+        <w:t>Those who are spiritual should restore that man in a spirit of gentleness.</w:t>
       </w:r>
       <w:r>
         <w:rPr>
@@ -4658,7 +4721,7 @@
         <w:rPr>
           <w:lang w:val="en_US" w:bidi="en_US"/>
         </w:rPr>
-        <w:t>Galatians 6:1</w:t>
+        <w:t>Galatians 6:1 (#2)</w:t>
       </w:r>
       <w:r>
         <w:rPr>
@@ -4678,21 +4741,21 @@
           <w:b/>
           <w:lang w:val="en_US" w:bidi="en_US"/>
         </w:rPr>
-        <w:t>What should those who are spiritual do if a man is caught in some transgression?</w:t>
-      </w:r>
-    </w:p>
-    <w:p>
-      <w:pPr/>
-      <w:r>
-        <w:rPr>
-          <w:lang w:val="en_US" w:bidi="en_US"/>
-        </w:rPr>
-      </w:r>
-      <w:r>
-        <w:rPr>
-          <w:lang w:val="en_US" w:bidi="en_US"/>
-        </w:rPr>
-        <w:t>Those who are spiritual should restore that man in a spirit of gentleness.</w:t>
+        <w:t>For what danger must those who are spiritual watch out?</w:t>
+      </w:r>
+    </w:p>
+    <w:p>
+      <w:pPr/>
+      <w:r>
+        <w:rPr>
+          <w:lang w:val="en_US" w:bidi="en_US"/>
+        </w:rPr>
+      </w:r>
+      <w:r>
+        <w:rPr>
+          <w:lang w:val="en_US" w:bidi="en_US"/>
+        </w:rPr>
+        <w:t>Those who are spiritual must watch out that they are not also tempted.</w:t>
       </w:r>
       <w:r>
         <w:rPr>
@@ -4721,7 +4784,7 @@
         <w:rPr>
           <w:lang w:val="en_US" w:bidi="en_US"/>
         </w:rPr>
-        <w:t>Galatians 6:1 (#2)</w:t>
+        <w:t>Galatians 6:2 (#1)</w:t>
       </w:r>
       <w:r>
         <w:rPr>
@@ -4741,21 +4804,21 @@
           <w:b/>
           <w:lang w:val="en_US" w:bidi="en_US"/>
         </w:rPr>
-        <w:t>For what danger must those who are spiritual watch out?</w:t>
-      </w:r>
-    </w:p>
-    <w:p>
-      <w:pPr/>
-      <w:r>
-        <w:rPr>
-          <w:lang w:val="en_US" w:bidi="en_US"/>
-        </w:rPr>
-      </w:r>
-      <w:r>
-        <w:rPr>
-          <w:lang w:val="en_US" w:bidi="en_US"/>
-        </w:rPr>
-        <w:t>Those who are spiritual must watch out that they are not also tempted.</w:t>
+        <w:t>How do believers fulfill the law of Christ?</w:t>
+      </w:r>
+    </w:p>
+    <w:p>
+      <w:pPr/>
+      <w:r>
+        <w:rPr>
+          <w:lang w:val="en_US" w:bidi="en_US"/>
+        </w:rPr>
+      </w:r>
+      <w:r>
+        <w:rPr>
+          <w:lang w:val="en_US" w:bidi="en_US"/>
+        </w:rPr>
+        <w:t>Believers fulfill the law of Christ by carrying one another’s burdens.</w:t>
       </w:r>
       <w:r>
         <w:rPr>
@@ -4784,7 +4847,7 @@
         <w:rPr>
           <w:lang w:val="en_US" w:bidi="en_US"/>
         </w:rPr>
-        <w:t>Galatians 6:2</w:t>
+        <w:t>Galatians 6:4 (#1)</w:t>
       </w:r>
       <w:r>
         <w:rPr>
@@ -4804,21 +4867,21 @@
           <w:b/>
           <w:lang w:val="en_US" w:bidi="en_US"/>
         </w:rPr>
-        <w:t>How do believers fulfill the law of Christ?</w:t>
-      </w:r>
-    </w:p>
-    <w:p>
-      <w:pPr/>
-      <w:r>
-        <w:rPr>
-          <w:lang w:val="en_US" w:bidi="en_US"/>
-        </w:rPr>
-      </w:r>
-      <w:r>
-        <w:rPr>
-          <w:lang w:val="en_US" w:bidi="en_US"/>
-        </w:rPr>
-        <w:t>Believers fulfill the law of Christ by carrying one another’s burdens.</w:t>
+        <w:t>How can a person have something in himself to be proud of regarding his work?</w:t>
+      </w:r>
+    </w:p>
+    <w:p>
+      <w:pPr/>
+      <w:r>
+        <w:rPr>
+          <w:lang w:val="en_US" w:bidi="en_US"/>
+        </w:rPr>
+      </w:r>
+      <w:r>
+        <w:rPr>
+          <w:lang w:val="en_US" w:bidi="en_US"/>
+        </w:rPr>
+        <w:t>A person can have something in himself to be proud of by examining his own work, without comparing himself to anyone else.</w:t>
       </w:r>
       <w:r>
         <w:rPr>
@@ -4847,7 +4910,7 @@
         <w:rPr>
           <w:lang w:val="en_US" w:bidi="en_US"/>
         </w:rPr>
-        <w:t>Galatians 6:4</w:t>
+        <w:t>Galatians 6:6 (#1)</w:t>
       </w:r>
       <w:r>
         <w:rPr>
@@ -4867,21 +4930,21 @@
           <w:b/>
           <w:lang w:val="en_US" w:bidi="en_US"/>
         </w:rPr>
-        <w:t>How can a person have something in himself to be proud of regarding his work?</w:t>
-      </w:r>
-    </w:p>
-    <w:p>
-      <w:pPr/>
-      <w:r>
-        <w:rPr>
-          <w:lang w:val="en_US" w:bidi="en_US"/>
-        </w:rPr>
-      </w:r>
-      <w:r>
-        <w:rPr>
-          <w:lang w:val="en_US" w:bidi="en_US"/>
-        </w:rPr>
-        <w:t>A person can have something in himself to be proud of by examining his own work, without comparing himself to anyone else.</w:t>
+        <w:t>What must one who is taught the word do with his teacher?</w:t>
+      </w:r>
+    </w:p>
+    <w:p>
+      <w:pPr/>
+      <w:r>
+        <w:rPr>
+          <w:lang w:val="en_US" w:bidi="en_US"/>
+        </w:rPr>
+      </w:r>
+      <w:r>
+        <w:rPr>
+          <w:lang w:val="en_US" w:bidi="en_US"/>
+        </w:rPr>
+        <w:t>One who is taught the word must share all good things with his teacher.</w:t>
       </w:r>
       <w:r>
         <w:rPr>
@@ -4910,7 +4973,7 @@
         <w:rPr>
           <w:lang w:val="en_US" w:bidi="en_US"/>
         </w:rPr>
-        <w:t>Galatians 6:6</w:t>
+        <w:t>Galatians 6:7 (#1)</w:t>
       </w:r>
       <w:r>
         <w:rPr>
@@ -4930,21 +4993,21 @@
           <w:b/>
           <w:lang w:val="en_US" w:bidi="en_US"/>
         </w:rPr>
-        <w:t>What must one who is taught the word do with his teacher?</w:t>
-      </w:r>
-    </w:p>
-    <w:p>
-      <w:pPr/>
-      <w:r>
-        <w:rPr>
-          <w:lang w:val="en_US" w:bidi="en_US"/>
-        </w:rPr>
-      </w:r>
-      <w:r>
-        <w:rPr>
-          <w:lang w:val="en_US" w:bidi="en_US"/>
-        </w:rPr>
-        <w:t>One who is taught the word must share all good things with his teacher.</w:t>
+        <w:t>What happens to whatever a man spiritually plants?</w:t>
+      </w:r>
+    </w:p>
+    <w:p>
+      <w:pPr/>
+      <w:r>
+        <w:rPr>
+          <w:lang w:val="en_US" w:bidi="en_US"/>
+        </w:rPr>
+      </w:r>
+      <w:r>
+        <w:rPr>
+          <w:lang w:val="en_US" w:bidi="en_US"/>
+        </w:rPr>
+        <w:t>Whatever a man spiritually plants he will harvest.</w:t>
       </w:r>
       <w:r>
         <w:rPr>
@@ -4973,7 +5036,7 @@
         <w:rPr>
           <w:lang w:val="en_US" w:bidi="en_US"/>
         </w:rPr>
-        <w:t>Galatians 6:7</w:t>
+        <w:t>Galatians 6:8 (#1)</w:t>
       </w:r>
       <w:r>
         <w:rPr>
@@ -4993,21 +5056,21 @@
           <w:b/>
           <w:lang w:val="en_US" w:bidi="en_US"/>
         </w:rPr>
-        <w:t>What happens to whatever a man spiritually plants?</w:t>
-      </w:r>
-    </w:p>
-    <w:p>
-      <w:pPr/>
-      <w:r>
-        <w:rPr>
-          <w:lang w:val="en_US" w:bidi="en_US"/>
-        </w:rPr>
-      </w:r>
-      <w:r>
-        <w:rPr>
-          <w:lang w:val="en_US" w:bidi="en_US"/>
-        </w:rPr>
-        <w:t>Whatever a man spiritually plants he will harvest.</w:t>
+        <w:t>What does a man harvest who plants to his own flesh?</w:t>
+      </w:r>
+    </w:p>
+    <w:p>
+      <w:pPr/>
+      <w:r>
+        <w:rPr>
+          <w:lang w:val="en_US" w:bidi="en_US"/>
+        </w:rPr>
+      </w:r>
+      <w:r>
+        <w:rPr>
+          <w:lang w:val="en_US" w:bidi="en_US"/>
+        </w:rPr>
+        <w:t>A man who plants to his own flesh harvests destruction out of his flesh.</w:t>
       </w:r>
       <w:r>
         <w:rPr>
@@ -5036,7 +5099,7 @@
         <w:rPr>
           <w:lang w:val="en_US" w:bidi="en_US"/>
         </w:rPr>
-        <w:t>Galatians 6:8</w:t>
+        <w:t>Galatians 6:8 (#2)</w:t>
       </w:r>
       <w:r>
         <w:rPr>
@@ -5056,21 +5119,21 @@
           <w:b/>
           <w:lang w:val="en_US" w:bidi="en_US"/>
         </w:rPr>
-        <w:t>What does a man harvest who plants to his own flesh?</w:t>
-      </w:r>
-    </w:p>
-    <w:p>
-      <w:pPr/>
-      <w:r>
-        <w:rPr>
-          <w:lang w:val="en_US" w:bidi="en_US"/>
-        </w:rPr>
-      </w:r>
-      <w:r>
-        <w:rPr>
-          <w:lang w:val="en_US" w:bidi="en_US"/>
-        </w:rPr>
-        <w:t>A man who plants to his own flesh harvests destruction out of his flesh.</w:t>
+        <w:t>What does a man harvest who plants to the Spirit?</w:t>
+      </w:r>
+    </w:p>
+    <w:p>
+      <w:pPr/>
+      <w:r>
+        <w:rPr>
+          <w:lang w:val="en_US" w:bidi="en_US"/>
+        </w:rPr>
+      </w:r>
+      <w:r>
+        <w:rPr>
+          <w:lang w:val="en_US" w:bidi="en_US"/>
+        </w:rPr>
+        <w:t>Out of the Spirit a man who plants to the Spirit harvests eternal life.</w:t>
       </w:r>
       <w:r>
         <w:rPr>
@@ -5099,7 +5162,7 @@
         <w:rPr>
           <w:lang w:val="en_US" w:bidi="en_US"/>
         </w:rPr>
-        <w:t>Galatians 6:8 (#2)</w:t>
+        <w:t>Galatians 6:9 (#1)</w:t>
       </w:r>
       <w:r>
         <w:rPr>
@@ -5119,21 +5182,21 @@
           <w:b/>
           <w:lang w:val="en_US" w:bidi="en_US"/>
         </w:rPr>
-        <w:t>What does a man harvest who plants to the Spirit?</w:t>
-      </w:r>
-    </w:p>
-    <w:p>
-      <w:pPr/>
-      <w:r>
-        <w:rPr>
-          <w:lang w:val="en_US" w:bidi="en_US"/>
-        </w:rPr>
-      </w:r>
-      <w:r>
-        <w:rPr>
-          <w:lang w:val="en_US" w:bidi="en_US"/>
-        </w:rPr>
-        <w:t>Out of the Spirit a man who plants to the Spirit harvests eternal life.</w:t>
+        <w:t>If a believer does not give up and continues doing good, what will he receive?</w:t>
+      </w:r>
+    </w:p>
+    <w:p>
+      <w:pPr/>
+      <w:r>
+        <w:rPr>
+          <w:lang w:val="en_US" w:bidi="en_US"/>
+        </w:rPr>
+      </w:r>
+      <w:r>
+        <w:rPr>
+          <w:lang w:val="en_US" w:bidi="en_US"/>
+        </w:rPr>
+        <w:t>A believer who continues doing good will reap a harvest.</w:t>
       </w:r>
       <w:r>
         <w:rPr>
@@ -5162,7 +5225,7 @@
         <w:rPr>
           <w:lang w:val="en_US" w:bidi="en_US"/>
         </w:rPr>
-        <w:t>Galatians 6:9</w:t>
+        <w:t>Galatians 6:10 (#1)</w:t>
       </w:r>
       <w:r>
         <w:rPr>
@@ -5182,21 +5245,21 @@
           <w:b/>
           <w:lang w:val="en_US" w:bidi="en_US"/>
         </w:rPr>
-        <w:t>If a believer does not give up and continues doing good, what will he receive?</w:t>
-      </w:r>
-    </w:p>
-    <w:p>
-      <w:pPr/>
-      <w:r>
-        <w:rPr>
-          <w:lang w:val="en_US" w:bidi="en_US"/>
-        </w:rPr>
-      </w:r>
-      <w:r>
-        <w:rPr>
-          <w:lang w:val="en_US" w:bidi="en_US"/>
-        </w:rPr>
-        <w:t>A believer who continues doing good will reap a harvest.</w:t>
+        <w:t>To whom should believers especially do good?</w:t>
+      </w:r>
+    </w:p>
+    <w:p>
+      <w:pPr/>
+      <w:r>
+        <w:rPr>
+          <w:lang w:val="en_US" w:bidi="en_US"/>
+        </w:rPr>
+      </w:r>
+      <w:r>
+        <w:rPr>
+          <w:lang w:val="en_US" w:bidi="en_US"/>
+        </w:rPr>
+        <w:t>Believers should especially do good to those of the household of faith.</w:t>
       </w:r>
       <w:r>
         <w:rPr>
@@ -5225,7 +5288,7 @@
         <w:rPr>
           <w:lang w:val="en_US" w:bidi="en_US"/>
         </w:rPr>
-        <w:t>Galatians 6:10</w:t>
+        <w:t>Galatians 6:12 (#1)</w:t>
       </w:r>
       <w:r>
         <w:rPr>
@@ -5245,21 +5308,21 @@
           <w:b/>
           <w:lang w:val="en_US" w:bidi="en_US"/>
         </w:rPr>
-        <w:t>To whom should believers especially do good?</w:t>
-      </w:r>
-    </w:p>
-    <w:p>
-      <w:pPr/>
-      <w:r>
-        <w:rPr>
-          <w:lang w:val="en_US" w:bidi="en_US"/>
-        </w:rPr>
-      </w:r>
-      <w:r>
-        <w:rPr>
-          <w:lang w:val="en_US" w:bidi="en_US"/>
-        </w:rPr>
-        <w:t>Believers should especially do good to those of the household of faith.</w:t>
+        <w:t>What is the motivation of those who want to compel the believers to be circumcised?</w:t>
+      </w:r>
+    </w:p>
+    <w:p>
+      <w:pPr/>
+      <w:r>
+        <w:rPr>
+          <w:lang w:val="en_US" w:bidi="en_US"/>
+        </w:rPr>
+      </w:r>
+      <w:r>
+        <w:rPr>
+          <w:lang w:val="en_US" w:bidi="en_US"/>
+        </w:rPr>
+        <w:t>Those who want to compel the believers to be circumcised do not want to be persecuted for the cross of Christ.</w:t>
       </w:r>
       <w:r>
         <w:rPr>
@@ -5288,7 +5351,7 @@
         <w:rPr>
           <w:lang w:val="en_US" w:bidi="en_US"/>
         </w:rPr>
-        <w:t>Galatians 6:12</w:t>
+        <w:t>Galatians 6:14 (#1)</w:t>
       </w:r>
       <w:r>
         <w:rPr>
@@ -5308,21 +5371,21 @@
           <w:b/>
           <w:lang w:val="en_US" w:bidi="en_US"/>
         </w:rPr>
-        <w:t>What is the motivation of those who want to compel the believers to be circumcised?</w:t>
-      </w:r>
-    </w:p>
-    <w:p>
-      <w:pPr/>
-      <w:r>
-        <w:rPr>
-          <w:lang w:val="en_US" w:bidi="en_US"/>
-        </w:rPr>
-      </w:r>
-      <w:r>
-        <w:rPr>
-          <w:lang w:val="en_US" w:bidi="en_US"/>
-        </w:rPr>
-        <w:t>Those who want to compel the believers to be circumcised do not want to be persecuted for the cross of Christ.</w:t>
+        <w:t>Of what did Paul say he was proud?</w:t>
+      </w:r>
+    </w:p>
+    <w:p>
+      <w:pPr/>
+      <w:r>
+        <w:rPr>
+          <w:lang w:val="en_US" w:bidi="en_US"/>
+        </w:rPr>
+      </w:r>
+      <w:r>
+        <w:rPr>
+          <w:lang w:val="en_US" w:bidi="en_US"/>
+        </w:rPr>
+        <w:t>Paul said that he was proud of the cross of our Lord Jesus Christ.</w:t>
       </w:r>
       <w:r>
         <w:rPr>
@@ -5351,7 +5414,7 @@
         <w:rPr>
           <w:lang w:val="en_US" w:bidi="en_US"/>
         </w:rPr>
-        <w:t>Galatians 6:14</w:t>
+        <w:t>Galatians 6:15 (#1)</w:t>
       </w:r>
       <w:r>
         <w:rPr>
@@ -5371,21 +5434,21 @@
           <w:b/>
           <w:lang w:val="en_US" w:bidi="en_US"/>
         </w:rPr>
-        <w:t>Of what did Paul say he was proud?</w:t>
-      </w:r>
-    </w:p>
-    <w:p>
-      <w:pPr/>
-      <w:r>
-        <w:rPr>
-          <w:lang w:val="en_US" w:bidi="en_US"/>
-        </w:rPr>
-      </w:r>
-      <w:r>
-        <w:rPr>
-          <w:lang w:val="en_US" w:bidi="en_US"/>
-        </w:rPr>
-        <w:t>Paul said that he was proud of the cross of our Lord Jesus Christ.</w:t>
+        <w:t>Instead of circumcision or uncircumcision, what is important?</w:t>
+      </w:r>
+    </w:p>
+    <w:p>
+      <w:pPr/>
+      <w:r>
+        <w:rPr>
+          <w:lang w:val="en_US" w:bidi="en_US"/>
+        </w:rPr>
+      </w:r>
+      <w:r>
+        <w:rPr>
+          <w:lang w:val="en_US" w:bidi="en_US"/>
+        </w:rPr>
+        <w:t>What is important is a new creation.</w:t>
       </w:r>
       <w:r>
         <w:rPr>
@@ -5414,7 +5477,7 @@
         <w:rPr>
           <w:lang w:val="en_US" w:bidi="en_US"/>
         </w:rPr>
-        <w:t>Galatians 6:15</w:t>
+        <w:t>Galatians 6:16 (#1)</w:t>
       </w:r>
       <w:r>
         <w:rPr>
@@ -5434,21 +5497,21 @@
           <w:b/>
           <w:lang w:val="en_US" w:bidi="en_US"/>
         </w:rPr>
-        <w:t>Instead of circumcision or uncircumcision, what is important?</w:t>
-      </w:r>
-    </w:p>
-    <w:p>
-      <w:pPr/>
-      <w:r>
-        <w:rPr>
-          <w:lang w:val="en_US" w:bidi="en_US"/>
-        </w:rPr>
-      </w:r>
-      <w:r>
-        <w:rPr>
-          <w:lang w:val="en_US" w:bidi="en_US"/>
-        </w:rPr>
-        <w:t>What is important is a new creation.</w:t>
+        <w:t>Upon whom does Paul wish peace and mercy?</w:t>
+      </w:r>
+    </w:p>
+    <w:p>
+      <w:pPr/>
+      <w:r>
+        <w:rPr>
+          <w:lang w:val="en_US" w:bidi="en_US"/>
+        </w:rPr>
+      </w:r>
+      <w:r>
+        <w:rPr>
+          <w:lang w:val="en_US" w:bidi="en_US"/>
+        </w:rPr>
+        <w:t>Paul wishes peace and mercy upon those who live by the rule of the new creation and upon the Israel of God.</w:t>
       </w:r>
       <w:r>
         <w:rPr>
@@ -5477,70 +5540,7 @@
         <w:rPr>
           <w:lang w:val="en_US" w:bidi="en_US"/>
         </w:rPr>
-        <w:t>Galatians 6:16</w:t>
-      </w:r>
-      <w:r>
-        <w:rPr>
-          <w:lang w:val="en_US" w:bidi="en_US"/>
-        </w:rPr>
-      </w:r>
-    </w:p>
-    <w:p>
-      <w:pPr/>
-      <w:r>
-        <w:rPr>
-          <w:lang w:val="en_US" w:bidi="en_US"/>
-        </w:rPr>
-      </w:r>
-      <w:r>
-        <w:rPr>
-          <w:b/>
-          <w:lang w:val="en_US" w:bidi="en_US"/>
-        </w:rPr>
-        <w:t>Upon whom does Paul wish peace and mercy?</w:t>
-      </w:r>
-    </w:p>
-    <w:p>
-      <w:pPr/>
-      <w:r>
-        <w:rPr>
-          <w:lang w:val="en_US" w:bidi="en_US"/>
-        </w:rPr>
-      </w:r>
-      <w:r>
-        <w:rPr>
-          <w:lang w:val="en_US" w:bidi="en_US"/>
-        </w:rPr>
-        <w:t>Paul wishes peace and mercy upon those who live by the rule of the new creation and upon the Israel of God.</w:t>
-      </w:r>
-      <w:r>
-        <w:rPr>
-          <w:lang w:val="en_US" w:bidi="en_US"/>
-        </w:rPr>
-      </w:r>
-      <w:r>
-        <w:rPr>
-          <w:lang w:val="en_US" w:bidi="en_US"/>
-        </w:rPr>
-      </w:r>
-    </w:p>
-    <w:p>
-      <w:pPr/>
-      <w:r>
-        <w:rPr>
-          <w:lang w:val="en_US" w:bidi="en_US"/>
-        </w:rPr>
-      </w:r>
-    </w:p>
-    <w:p>
-      <w:pPr>
-        <w:pStyle w:val="Heading2"/>
-      </w:pPr>
-      <w:r>
-        <w:rPr>
-          <w:lang w:val="en_US" w:bidi="en_US"/>
-        </w:rPr>
-        <w:t>Galatians 6:17</w:t>
+        <w:t>Galatians 6:17 (#1)</w:t>
       </w:r>
       <w:r>
         <w:rPr>
